--- a/Deepak_CV_updated.docx
+++ b/Deepak_CV_updated.docx
@@ -35,37 +35,6 @@
       <w:pPr>
         <w:jc w:val="center"/>
       </w:pPr>
-      <w:r>
-        <w:t>depp@live.in</w:t>
-      </w:r>
-      <w:r>
-        <w:t>; dverma2@jh.edu</w:t>
-      </w:r>
-    </w:p>
-    <w:p>
-      <w:pPr>
-        <w:jc w:val="center"/>
-      </w:pPr>
-      <w:r>
-        <w:t xml:space="preserve">116 W University Pkwy, Apt </w:t>
-      </w:r>
-      <w:r>
-        <w:t>1333</w:t>
-      </w:r>
-      <w:r>
-        <w:t>, Baltimore MD 21210 USA</w:t>
-      </w:r>
-    </w:p>
-    <w:p>
-      <w:pPr>
-        <w:jc w:val="center"/>
-      </w:pPr>
-      <w:r>
-        <w:t xml:space="preserve">+1 </w:t>
-      </w:r>
-      <w:r>
-        <w:t>(443) 278-3518</w:t>
-      </w:r>
     </w:p>
     <w:p>
       <w:pPr>
@@ -245,15 +214,47 @@
           <w:bCs/>
         </w:rPr>
         <w:tab/>
-        <w:t>06 October 2025- present</w:t>
-      </w:r>
-    </w:p>
-    <w:p>
-      <w:pPr>
-        <w:jc w:val="both"/>
-        <w:rPr>
-          <w:b/>
-          <w:bCs/>
+        <w:t>06 October 2025</w:t>
+      </w:r>
+      <w:r>
+        <w:rPr>
+          <w:b/>
+          <w:bCs/>
+        </w:rPr>
+        <w:t xml:space="preserve"> </w:t>
+      </w:r>
+      <w:proofErr w:type="gramStart"/>
+      <w:r>
+        <w:rPr>
+          <w:b/>
+          <w:bCs/>
+        </w:rPr>
+        <w:t xml:space="preserve">- </w:t>
+      </w:r>
+      <w:r>
+        <w:rPr>
+          <w:b/>
+          <w:bCs/>
+        </w:rPr>
+        <w:t xml:space="preserve"> </w:t>
+      </w:r>
+      <w:r>
+        <w:rPr>
+          <w:b/>
+          <w:bCs/>
+        </w:rPr>
+        <w:t>present</w:t>
+      </w:r>
+      <w:proofErr w:type="gramEnd"/>
+    </w:p>
+    <w:p>
+      <w:pPr>
+        <w:jc w:val="both"/>
+        <w:rPr>
+          <w:b/>
+          <w:bCs/>
+          <w:sz w:val="20"/>
+          <w:szCs w:val="20"/>
           <w:lang w:val="it-IT"/>
         </w:rPr>
       </w:pPr>
@@ -261,6 +262,8 @@
         <w:rPr>
           <w:b/>
           <w:bCs/>
+          <w:sz w:val="20"/>
+          <w:szCs w:val="20"/>
           <w:lang w:val="it-IT"/>
         </w:rPr>
         <w:t>Moffitt Cancer Center, tampa Fl, USA</w:t>
@@ -272,6 +275,8 @@
         <w:rPr>
           <w:b/>
           <w:bCs/>
+          <w:sz w:val="20"/>
+          <w:szCs w:val="20"/>
           <w:lang w:val="it-IT"/>
         </w:rPr>
       </w:pPr>
@@ -1592,7 +1597,6 @@
           <w:sz w:val="20"/>
           <w:szCs w:val="20"/>
         </w:rPr>
-        <w:lastRenderedPageBreak/>
         <w:t>Con</w:t>
       </w:r>
       <w:r>
@@ -1725,6 +1729,7 @@
           <w:sz w:val="20"/>
           <w:szCs w:val="20"/>
         </w:rPr>
+        <w:lastRenderedPageBreak/>
         <w:t xml:space="preserve">Led </w:t>
       </w:r>
       <w:r>
@@ -3627,6 +3632,7 @@
         <w:rPr>
           <w:b/>
         </w:rPr>
+        <w:lastRenderedPageBreak/>
         <w:t>PUBLICATION</w:t>
       </w:r>
     </w:p>
@@ -4081,58 +4087,37 @@
           <w:sz w:val="19"/>
           <w:szCs w:val="19"/>
         </w:rPr>
-        <w:t xml:space="preserve">. Breast cancer </w:t>
-      </w:r>
-      <w:proofErr w:type="gramStart"/>
-      <w:r>
-        <w:rPr>
-          <w:rFonts w:eastAsia="MS Mincho"/>
-          <w:sz w:val="19"/>
-          <w:szCs w:val="19"/>
-        </w:rPr>
-        <w:t xml:space="preserve">research </w:t>
-      </w:r>
-      <w:r>
-        <w:rPr>
-          <w:rFonts w:eastAsia="MS Mincho"/>
-          <w:sz w:val="19"/>
-          <w:szCs w:val="19"/>
-        </w:rPr>
-        <w:t xml:space="preserve"> </w:t>
-      </w:r>
-      <w:r>
-        <w:rPr>
-          <w:rFonts w:eastAsia="MS Mincho"/>
-          <w:sz w:val="19"/>
-          <w:szCs w:val="19"/>
-        </w:rPr>
-        <w:t>(</w:t>
-      </w:r>
-      <w:proofErr w:type="gramEnd"/>
-      <w:r>
-        <w:rPr>
-          <w:rFonts w:eastAsia="MS Mincho"/>
-          <w:sz w:val="19"/>
-          <w:szCs w:val="19"/>
-        </w:rPr>
-        <w:t>in press</w:t>
-      </w:r>
-      <w:r>
-        <w:rPr>
-          <w:rFonts w:eastAsia="MS Mincho"/>
-          <w:sz w:val="19"/>
-          <w:szCs w:val="19"/>
-        </w:rPr>
-        <w:t>)</w:t>
-      </w:r>
-      <w:r>
-        <w:rPr>
-          <w:rFonts w:eastAsia="MS Mincho"/>
-          <w:sz w:val="19"/>
-          <w:szCs w:val="19"/>
-        </w:rPr>
-        <w:t>.</w:t>
-      </w:r>
+        <w:t xml:space="preserve">. </w:t>
+      </w:r>
+      <w:r>
+        <w:rPr>
+          <w:rFonts w:eastAsia="MS Mincho"/>
+          <w:i/>
+          <w:iCs/>
+          <w:sz w:val="19"/>
+          <w:szCs w:val="19"/>
+        </w:rPr>
+        <w:t>Breast Cancer Research</w:t>
+      </w:r>
+      <w:r>
+        <w:rPr>
+          <w:rFonts w:eastAsia="MS Mincho"/>
+          <w:sz w:val="19"/>
+          <w:szCs w:val="19"/>
+        </w:rPr>
+        <w:t>, 2025;27(1):163 · </w:t>
+      </w:r>
+      <w:hyperlink r:id="rId5" w:tgtFrame="_blank" w:history="1">
+        <w:r>
+          <w:rPr>
+            <w:rStyle w:val="Hyperlink"/>
+            <w:rFonts w:eastAsia="MS Mincho"/>
+            <w:sz w:val="19"/>
+            <w:szCs w:val="19"/>
+          </w:rPr>
+          <w:t>doi:10.1186/s13058-025-02111-9</w:t>
+        </w:r>
+      </w:hyperlink>
     </w:p>
     <w:p>
       <w:pPr>
@@ -4208,25 +4193,7 @@
           <w:sz w:val="19"/>
           <w:szCs w:val="19"/>
         </w:rPr>
-        <w:t xml:space="preserve"> Yi, Ashutosh Yende, Jessica </w:t>
-      </w:r>
-      <w:proofErr w:type="gramStart"/>
-      <w:r>
-        <w:rPr>
-          <w:rFonts w:eastAsia="MS Mincho"/>
-          <w:sz w:val="19"/>
-          <w:szCs w:val="19"/>
-        </w:rPr>
-        <w:t>Queen ,Kathleen</w:t>
-      </w:r>
-      <w:proofErr w:type="gramEnd"/>
-      <w:r>
-        <w:rPr>
-          <w:rFonts w:eastAsia="MS Mincho"/>
-          <w:sz w:val="19"/>
-          <w:szCs w:val="19"/>
-        </w:rPr>
-        <w:t xml:space="preserve"> L. </w:t>
+        <w:t xml:space="preserve"> Yi, Ashutosh Yende, Jessica Queen ,Kathleen L. </w:t>
       </w:r>
       <w:proofErr w:type="spellStart"/>
       <w:proofErr w:type="gramStart"/>
@@ -4288,21 +4255,70 @@
         </w:rPr>
         <w:t xml:space="preserve"> pro-carcinogenic oral microbe internalized by breast cancer cells promotes mammary </w:t>
       </w:r>
-      <w:r>
-        <w:rPr>
-          <w:rFonts w:eastAsia="MS Mincho"/>
-          <w:sz w:val="19"/>
-          <w:szCs w:val="19"/>
-        </w:rPr>
-        <w:t>tumorigenesis; Nature</w:t>
-      </w:r>
-      <w:r>
-        <w:rPr>
-          <w:rFonts w:eastAsia="MS Mincho"/>
-          <w:sz w:val="19"/>
-          <w:szCs w:val="19"/>
-        </w:rPr>
-        <w:t xml:space="preserve"> Cancer NATCANCER-A20323A</w:t>
+      <w:proofErr w:type="gramStart"/>
+      <w:r>
+        <w:rPr>
+          <w:rFonts w:eastAsia="MS Mincho"/>
+          <w:sz w:val="19"/>
+          <w:szCs w:val="19"/>
+        </w:rPr>
+        <w:t xml:space="preserve">tumorigenesis; </w:t>
+      </w:r>
+      <w:r>
+        <w:rPr>
+          <w:rFonts w:eastAsia="MS Mincho"/>
+          <w:sz w:val="19"/>
+          <w:szCs w:val="19"/>
+        </w:rPr>
+        <w:t> </w:t>
+      </w:r>
+      <w:r>
+        <w:rPr>
+          <w:rFonts w:eastAsia="MS Mincho"/>
+          <w:i/>
+          <w:iCs/>
+          <w:sz w:val="19"/>
+          <w:szCs w:val="19"/>
+        </w:rPr>
+        <w:t>Cell</w:t>
+      </w:r>
+      <w:proofErr w:type="gramEnd"/>
+      <w:r>
+        <w:rPr>
+          <w:rFonts w:eastAsia="MS Mincho"/>
+          <w:i/>
+          <w:iCs/>
+          <w:sz w:val="19"/>
+          <w:szCs w:val="19"/>
+        </w:rPr>
+        <w:t xml:space="preserve"> Communication and Signaling</w:t>
+      </w:r>
+      <w:r>
+        <w:rPr>
+          <w:rFonts w:eastAsia="MS Mincho"/>
+          <w:sz w:val="19"/>
+          <w:szCs w:val="19"/>
+        </w:rPr>
+        <w:t>, 2026;24(1):282 · </w:t>
+      </w:r>
+      <w:hyperlink r:id="rId6" w:tgtFrame="_blank" w:history="1">
+        <w:r>
+          <w:rPr>
+            <w:rStyle w:val="Hyperlink"/>
+            <w:rFonts w:eastAsia="MS Mincho"/>
+            <w:sz w:val="19"/>
+            <w:szCs w:val="19"/>
+          </w:rPr>
+          <w:t>doi:10.1186/s12964-025-02635-9</w:t>
+        </w:r>
+      </w:hyperlink>
+      <w:r>
+        <w:rPr>
+          <w:rFonts w:eastAsia="MS Mincho"/>
+          <w:sz w:val="19"/>
+          <w:szCs w:val="19"/>
+        </w:rPr>
+        <w:t> · PMID: 41535941</w:t>
       </w:r>
     </w:p>
     <w:p>
@@ -4454,82 +4470,48 @@
           <w:sz w:val="19"/>
           <w:szCs w:val="19"/>
         </w:rPr>
-        <w:t>, S., Wu, Q., Yi, M., Bishai, W. R., Ivkov, R., Sears, C. L., Casero, R. A., &amp; Sharma, D. Spermine Oxidase as a Key Functional Node in Microbial Dysbiosis-Induced Breast Carcinogenesis. (</w:t>
-      </w:r>
-      <w:r>
-        <w:rPr>
-          <w:rFonts w:eastAsia="MS Mincho"/>
-          <w:sz w:val="19"/>
-          <w:szCs w:val="19"/>
-        </w:rPr>
-        <w:t>I</w:t>
-      </w:r>
-      <w:r>
-        <w:rPr>
-          <w:rFonts w:eastAsia="MS Mincho"/>
-          <w:sz w:val="19"/>
-          <w:szCs w:val="19"/>
-        </w:rPr>
-        <w:t xml:space="preserve">n </w:t>
-      </w:r>
-      <w:r>
-        <w:rPr>
-          <w:rFonts w:eastAsia="MS Mincho"/>
-          <w:sz w:val="19"/>
-          <w:szCs w:val="19"/>
-        </w:rPr>
-        <w:t>r</w:t>
-      </w:r>
-      <w:r>
-        <w:rPr>
-          <w:rFonts w:eastAsia="MS Mincho"/>
-          <w:sz w:val="19"/>
-          <w:szCs w:val="19"/>
-        </w:rPr>
-        <w:t>evision</w:t>
-      </w:r>
-      <w:r>
-        <w:rPr>
-          <w:rFonts w:eastAsia="MS Mincho"/>
-          <w:sz w:val="19"/>
-          <w:szCs w:val="19"/>
-        </w:rPr>
-        <w:t xml:space="preserve"> </w:t>
-      </w:r>
-      <w:r>
-        <w:rPr>
-          <w:rFonts w:eastAsia="MS Mincho"/>
-          <w:b/>
-          <w:bCs/>
-          <w:sz w:val="19"/>
-          <w:szCs w:val="19"/>
-        </w:rPr>
-        <w:t>AACR-Cancer Research</w:t>
-      </w:r>
-      <w:r>
-        <w:rPr>
-          <w:rFonts w:eastAsia="MS Mincho"/>
-          <w:sz w:val="19"/>
-          <w:szCs w:val="19"/>
-        </w:rPr>
-        <w:t xml:space="preserve"> </w:t>
-      </w:r>
-      <w:r>
-        <w:rPr>
-          <w:rFonts w:eastAsia="MS Mincho"/>
-          <w:sz w:val="19"/>
-          <w:szCs w:val="19"/>
-        </w:rPr>
-        <w:t>CAN-25-2086</w:t>
-      </w:r>
-      <w:r>
-        <w:rPr>
-          <w:rFonts w:eastAsia="MS Mincho"/>
-          <w:sz w:val="19"/>
-          <w:szCs w:val="19"/>
-        </w:rPr>
-        <w:t>)</w:t>
-      </w:r>
+        <w:t xml:space="preserve">, S., Wu, Q., Yi, M., Bishai, W. R., Ivkov, R., Sears, C. L., Casero, R. A., &amp; Sharma, D. Spermine Oxidase as a Key Functional Node in Microbial Dysbiosis-Induced Breast Carcinogenesis. </w:t>
+      </w:r>
+      <w:r>
+        <w:rPr>
+          <w:rFonts w:eastAsia="MS Mincho"/>
+          <w:i/>
+          <w:iCs/>
+          <w:sz w:val="19"/>
+          <w:szCs w:val="19"/>
+        </w:rPr>
+        <w:t>Cancer Research</w:t>
+      </w:r>
+      <w:r>
+        <w:rPr>
+          <w:rFonts w:eastAsia="MS Mincho"/>
+          <w:sz w:val="19"/>
+          <w:szCs w:val="19"/>
+        </w:rPr>
+        <w:t>, 2026;86(8):1920–1938 · </w:t>
+      </w:r>
+      <w:hyperlink r:id="rId7" w:tgtFrame="_blank" w:history="1">
+        <w:proofErr w:type="gramStart"/>
+        <w:r>
+          <w:rPr>
+            <w:rStyle w:val="Hyperlink"/>
+            <w:rFonts w:eastAsia="MS Mincho"/>
+            <w:sz w:val="19"/>
+            <w:szCs w:val="19"/>
+          </w:rPr>
+          <w:t>doi:10.1158/0008-5472.CAN</w:t>
+        </w:r>
+        <w:proofErr w:type="gramEnd"/>
+        <w:r>
+          <w:rPr>
+            <w:rStyle w:val="Hyperlink"/>
+            <w:rFonts w:eastAsia="MS Mincho"/>
+            <w:sz w:val="19"/>
+            <w:szCs w:val="19"/>
+          </w:rPr>
+          <w:t>-25-2086</w:t>
+        </w:r>
+      </w:hyperlink>
     </w:p>
     <w:p>
       <w:pPr>
@@ -4551,54 +4533,16 @@
           <w:sz w:val="19"/>
           <w:szCs w:val="19"/>
         </w:rPr>
-        <w:t xml:space="preserve">Noel S, Patel SK, White J, </w:t>
-      </w:r>
-      <w:r>
-        <w:rPr>
-          <w:rFonts w:eastAsia="MS Mincho"/>
-          <w:b/>
-          <w:bCs/>
-          <w:sz w:val="19"/>
-          <w:szCs w:val="19"/>
-        </w:rPr>
-        <w:t>Verma D</w:t>
-      </w:r>
-      <w:r>
-        <w:rPr>
-          <w:rFonts w:eastAsia="MS Mincho"/>
-          <w:sz w:val="19"/>
-          <w:szCs w:val="19"/>
-        </w:rPr>
-        <w:t xml:space="preserve">, Menez SP, Raj D, Parikh CP, Rabb H; Metagenomic profiling of gut microbiota in Kidney Precision Medicine Project participants with AKI and CKD; </w:t>
-      </w:r>
-      <w:r>
-        <w:rPr>
-          <w:rFonts w:eastAsia="MS Mincho"/>
-          <w:b/>
-          <w:bCs/>
-          <w:sz w:val="19"/>
-          <w:szCs w:val="19"/>
-        </w:rPr>
-        <w:t xml:space="preserve">Comprehensive </w:t>
+        <w:t xml:space="preserve">Noel S, Patel SK, White J, Verma D, Menez S, Raj D, Parikh C, Rabb H; Kidney Precision Medicine Project. Metagenomic Profiling of Gut Microbiota in Kidney Precision Medicine Project Participants </w:t>
       </w:r>
       <w:proofErr w:type="gramStart"/>
       <w:r>
         <w:rPr>
           <w:rFonts w:eastAsia="MS Mincho"/>
-          <w:b/>
-          <w:bCs/>
-          <w:sz w:val="19"/>
-          <w:szCs w:val="19"/>
-        </w:rPr>
-        <w:t>Physiology</w:t>
-      </w:r>
-      <w:r>
-        <w:rPr>
-          <w:rFonts w:eastAsia="MS Mincho"/>
-          <w:sz w:val="19"/>
-          <w:szCs w:val="19"/>
-        </w:rPr>
-        <w:t>(</w:t>
+          <w:sz w:val="19"/>
+          <w:szCs w:val="19"/>
+        </w:rPr>
+        <w:t>With</w:t>
       </w:r>
       <w:proofErr w:type="gramEnd"/>
       <w:r>
@@ -4607,7 +4551,233 @@
           <w:sz w:val="19"/>
           <w:szCs w:val="19"/>
         </w:rPr>
-        <w:t>In revision)</w:t>
+        <w:t xml:space="preserve"> CKD and AKI. </w:t>
+      </w:r>
+      <w:proofErr w:type="spellStart"/>
+      <w:r>
+        <w:rPr>
+          <w:rFonts w:eastAsia="MS Mincho"/>
+          <w:sz w:val="19"/>
+          <w:szCs w:val="19"/>
+        </w:rPr>
+        <w:t>Compr</w:t>
+      </w:r>
+      <w:proofErr w:type="spellEnd"/>
+      <w:r>
+        <w:rPr>
+          <w:rFonts w:eastAsia="MS Mincho"/>
+          <w:sz w:val="19"/>
+          <w:szCs w:val="19"/>
+        </w:rPr>
+        <w:t xml:space="preserve"> Physiol. 2025 Oct;15(5</w:t>
+      </w:r>
+      <w:proofErr w:type="gramStart"/>
+      <w:r>
+        <w:rPr>
+          <w:rFonts w:eastAsia="MS Mincho"/>
+          <w:sz w:val="19"/>
+          <w:szCs w:val="19"/>
+        </w:rPr>
+        <w:t>):e</w:t>
+      </w:r>
+      <w:proofErr w:type="gramEnd"/>
+      <w:r>
+        <w:rPr>
+          <w:rFonts w:eastAsia="MS Mincho"/>
+          <w:sz w:val="19"/>
+          <w:szCs w:val="19"/>
+        </w:rPr>
+        <w:t xml:space="preserve">70058. </w:t>
+      </w:r>
+      <w:proofErr w:type="spellStart"/>
+      <w:r>
+        <w:rPr>
+          <w:rFonts w:eastAsia="MS Mincho"/>
+          <w:sz w:val="19"/>
+          <w:szCs w:val="19"/>
+        </w:rPr>
+        <w:t>doi</w:t>
+      </w:r>
+      <w:proofErr w:type="spellEnd"/>
+      <w:r>
+        <w:rPr>
+          <w:rFonts w:eastAsia="MS Mincho"/>
+          <w:sz w:val="19"/>
+          <w:szCs w:val="19"/>
+        </w:rPr>
+        <w:t>: 10.1002/cph4.70058. PMID: 41077635; PMCID: PMC13094823.</w:t>
+      </w:r>
+    </w:p>
+    <w:p>
+      <w:pPr>
+        <w:pStyle w:val="ListParagraph"/>
+        <w:numPr>
+          <w:ilvl w:val="0"/>
+          <w:numId w:val="4"/>
+        </w:numPr>
+        <w:jc w:val="both"/>
+        <w:rPr>
+          <w:rFonts w:eastAsia="MS Mincho"/>
+          <w:sz w:val="19"/>
+          <w:szCs w:val="19"/>
+        </w:rPr>
+      </w:pPr>
+      <w:r>
+        <w:rPr>
+          <w:rFonts w:eastAsia="MS Mincho"/>
+          <w:sz w:val="19"/>
+          <w:szCs w:val="19"/>
+        </w:rPr>
+        <w:t xml:space="preserve">Kashyap VK, Sharma BP, Singh HN, Kumar S, Verma D, Parashar D, </w:t>
+      </w:r>
+      <w:proofErr w:type="spellStart"/>
+      <w:r>
+        <w:rPr>
+          <w:rFonts w:eastAsia="MS Mincho"/>
+          <w:sz w:val="19"/>
+          <w:szCs w:val="19"/>
+        </w:rPr>
+        <w:t>Yallapu</w:t>
+      </w:r>
+      <w:proofErr w:type="spellEnd"/>
+      <w:r>
+        <w:rPr>
+          <w:rFonts w:eastAsia="MS Mincho"/>
+          <w:sz w:val="19"/>
+          <w:szCs w:val="19"/>
+        </w:rPr>
+        <w:t xml:space="preserve"> MM, Cobos E, Chauhan SC. Bioinformatics analysis of TRPV1 expression and its role in hepatocellular carcinoma prognosis. </w:t>
+      </w:r>
+      <w:proofErr w:type="spellStart"/>
+      <w:r>
+        <w:rPr>
+          <w:rFonts w:eastAsia="MS Mincho"/>
+          <w:sz w:val="19"/>
+          <w:szCs w:val="19"/>
+        </w:rPr>
+        <w:t>Discov</w:t>
+      </w:r>
+      <w:proofErr w:type="spellEnd"/>
+      <w:r>
+        <w:rPr>
+          <w:rFonts w:eastAsia="MS Mincho"/>
+          <w:sz w:val="19"/>
+          <w:szCs w:val="19"/>
+        </w:rPr>
+        <w:t xml:space="preserve"> Oncol. 2026 Mar 27;17(1):698. </w:t>
+      </w:r>
+      <w:proofErr w:type="spellStart"/>
+      <w:r>
+        <w:rPr>
+          <w:rFonts w:eastAsia="MS Mincho"/>
+          <w:sz w:val="19"/>
+          <w:szCs w:val="19"/>
+        </w:rPr>
+        <w:t>doi</w:t>
+      </w:r>
+      <w:proofErr w:type="spellEnd"/>
+      <w:r>
+        <w:rPr>
+          <w:rFonts w:eastAsia="MS Mincho"/>
+          <w:sz w:val="19"/>
+          <w:szCs w:val="19"/>
+        </w:rPr>
+        <w:t>: 10.1007/s12672-026-04744-4. PMID: 41893961; PMCID: PMC13144459.</w:t>
+      </w:r>
+    </w:p>
+    <w:p>
+      <w:pPr>
+        <w:pStyle w:val="ListParagraph"/>
+        <w:numPr>
+          <w:ilvl w:val="0"/>
+          <w:numId w:val="4"/>
+        </w:numPr>
+        <w:jc w:val="both"/>
+        <w:rPr>
+          <w:rFonts w:eastAsia="MS Mincho"/>
+          <w:sz w:val="19"/>
+          <w:szCs w:val="19"/>
+        </w:rPr>
+      </w:pPr>
+      <w:r>
+        <w:rPr>
+          <w:rFonts w:eastAsia="MS Mincho"/>
+          <w:sz w:val="19"/>
+          <w:szCs w:val="19"/>
+        </w:rPr>
+        <w:t xml:space="preserve">Rastogi V, Verma D, Verma S, </w:t>
+      </w:r>
+      <w:proofErr w:type="spellStart"/>
+      <w:r>
+        <w:rPr>
+          <w:rFonts w:eastAsia="MS Mincho"/>
+          <w:sz w:val="19"/>
+          <w:szCs w:val="19"/>
+        </w:rPr>
+        <w:t>Haloi</w:t>
+      </w:r>
+      <w:proofErr w:type="spellEnd"/>
+      <w:r>
+        <w:rPr>
+          <w:rFonts w:eastAsia="MS Mincho"/>
+          <w:sz w:val="19"/>
+          <w:szCs w:val="19"/>
+        </w:rPr>
+        <w:t xml:space="preserve"> P, Kapoor S, </w:t>
+      </w:r>
+      <w:proofErr w:type="spellStart"/>
+      <w:r>
+        <w:rPr>
+          <w:rFonts w:eastAsia="MS Mincho"/>
+          <w:sz w:val="19"/>
+          <w:szCs w:val="19"/>
+        </w:rPr>
+        <w:t>Chitme</w:t>
+      </w:r>
+      <w:proofErr w:type="spellEnd"/>
+      <w:r>
+        <w:rPr>
+          <w:rFonts w:eastAsia="MS Mincho"/>
+          <w:sz w:val="19"/>
+          <w:szCs w:val="19"/>
+        </w:rPr>
+        <w:t xml:space="preserve"> HR, </w:t>
+      </w:r>
+      <w:proofErr w:type="spellStart"/>
+      <w:r>
+        <w:rPr>
+          <w:rFonts w:eastAsia="MS Mincho"/>
+          <w:sz w:val="19"/>
+          <w:szCs w:val="19"/>
+        </w:rPr>
+        <w:t>Muniraj</w:t>
+      </w:r>
+      <w:proofErr w:type="spellEnd"/>
+      <w:r>
+        <w:rPr>
+          <w:rFonts w:eastAsia="MS Mincho"/>
+          <w:sz w:val="19"/>
+          <w:szCs w:val="19"/>
+        </w:rPr>
+        <w:t xml:space="preserve"> N, Saroj P. Epigenomic and Metabolic Interplay in the Development of Metastatic Brain Tumors. Oncol Res. 2026 Feb 24;34(3):7. </w:t>
+      </w:r>
+      <w:proofErr w:type="spellStart"/>
+      <w:r>
+        <w:rPr>
+          <w:rFonts w:eastAsia="MS Mincho"/>
+          <w:sz w:val="19"/>
+          <w:szCs w:val="19"/>
+        </w:rPr>
+        <w:t>doi</w:t>
+      </w:r>
+      <w:proofErr w:type="spellEnd"/>
+      <w:r>
+        <w:rPr>
+          <w:rFonts w:eastAsia="MS Mincho"/>
+          <w:sz w:val="19"/>
+          <w:szCs w:val="19"/>
+        </w:rPr>
+        <w:t>: 10.32604/or.2026.072620. PMID: 41799524; PMCID: PMC12963651.</w:t>
       </w:r>
     </w:p>
     <w:p>
@@ -5541,7 +5711,16 @@
           <w:sz w:val="19"/>
           <w:szCs w:val="19"/>
         </w:rPr>
-        <w:t xml:space="preserve">, Rajput N, Palanichamy JK, Sharma G, Bakhshi S, Sharma A, Pushpam D, Seth R, Ranjan A, Tanwar P, Singh A, Arora M, Kumari S, Chopra A. MEF2C expression, but not absence of bi-allelic deletion of TCR gamma chains (ABD), is a predictor of patient outcome in Indian T-acute lymphoblastic leukemia. </w:t>
+        <w:t xml:space="preserve">, Rajput N, Palanichamy JK, Sharma G, Bakhshi S, Sharma A, Pushpam D, Seth R, Ranjan A, Tanwar P, Singh A, Arora M, Kumari S, Chopra A. MEF2C expression, but not absence of bi-allelic deletion of TCR gamma chains (ABD), </w:t>
+      </w:r>
+      <w:r>
+        <w:rPr>
+          <w:rFonts w:eastAsia="MS Mincho"/>
+          <w:sz w:val="19"/>
+          <w:szCs w:val="19"/>
+        </w:rPr>
+        <w:lastRenderedPageBreak/>
+        <w:t xml:space="preserve">is a predictor of patient outcome in Indian T-acute lymphoblastic leukemia. </w:t>
       </w:r>
       <w:r>
         <w:rPr>
@@ -5677,7 +5856,6 @@
           <w:sz w:val="19"/>
           <w:szCs w:val="19"/>
         </w:rPr>
-        <w:lastRenderedPageBreak/>
         <w:t xml:space="preserve">Misra A, </w:t>
       </w:r>
       <w:r>
@@ -7439,6 +7617,7 @@
           <w:sz w:val="20"/>
           <w:szCs w:val="20"/>
         </w:rPr>
+        <w:lastRenderedPageBreak/>
         <w:t>Member: American Society of Clinical Oncology (</w:t>
       </w:r>
       <w:r>
@@ -7512,15 +7691,15 @@
         <w:t>)</w:t>
       </w:r>
     </w:p>
-    <w:p>
-      <w:pPr>
-        <w:jc w:val="both"/>
-        <w:rPr>
-          <w:b/>
-          <w:bCs/>
-        </w:rPr>
-      </w:pPr>
-      <w:bookmarkStart w:id="1" w:name="_Hlk183201196"/>
+    <w:bookmarkStart w:id="1" w:name="_Hlk183201196"/>
+    <w:p>
+      <w:pPr>
+        <w:jc w:val="both"/>
+        <w:rPr>
+          <w:b/>
+          <w:bCs/>
+        </w:rPr>
+      </w:pPr>
       <w:r>
         <w:rPr>
           <w:b/>
@@ -7650,7 +7829,6 @@
         <w:rPr>
           <w:b/>
         </w:rPr>
-        <w:lastRenderedPageBreak/>
         <w:t>Deepak Verma, PhD</w:t>
       </w:r>
     </w:p>
@@ -11214,7 +11392,6 @@
   <w:style w:type="character" w:default="1" w:styleId="DefaultParagraphFont">
     <w:name w:val="Default Paragraph Font"/>
     <w:uiPriority w:val="1"/>
-    <w:semiHidden/>
     <w:unhideWhenUsed/>
   </w:style>
   <w:style w:type="table" w:default="1" w:styleId="TableNormal">
